--- a/timeseries/output/reports/Indonesie_balance_sheet_cafe.docx
+++ b/timeseries/output/reports/Indonesie_balance_sheet_cafe.docx
@@ -80,7 +80,7 @@
         <w:rPr>
           <w:sz w:val="20"/>
         </w:rPr>
-        <w:t>L'El Niño en cours (attendu jusqu'à mars 2027) pilote donc la campagne 2027/28.</w:t>
+        <w:t>L'El Niño en cours pilote donc la campagne 2027/28.</w:t>
       </w:r>
     </w:p>
     <w:p>

--- a/timeseries/output/reports/Indonesie_balance_sheet_cafe.docx
+++ b/timeseries/output/reports/Indonesie_balance_sheet_cafe.docx
@@ -58,7 +58,7 @@
         <w:rPr>
           <w:sz w:val="20"/>
         </w:rPr>
-        <w:t>Entre 2015/16 et 2025/26, la production est passée de 12 100 à 12 370 (+0.2 % par an) : surface bearing +0.0 % par an, rendement +0.2 % par an. Le rendement fait la croissance.</w:t>
+        <w:t>Entre 2010/11 et 2025/26, la production est passée de 9 325 à 12 370 (+1.9 % par an) : surface bearing +0.2 % par an, rendement +1.7 % par an. Le rendement fait la croissance.</w:t>
       </w:r>
     </w:p>
     <w:p>
@@ -1909,7 +1909,7 @@
           <w:i w:val="0"/>
           <w:sz w:val="20"/>
         </w:rPr>
-        <w:t>Décomposition de la croissance 2015/16 → 2025/26 : production +0.2 %/an = surface bearing +0.0 %/an + rendement +0.2 %/an (rendement implicite 10 083 → 10 308 sacs par ha bearing).</w:t>
+        <w:t>Décomposition de la croissance 2010/11 → 2025/26 : production +1.9 %/an = surface bearing +0.2 %/an + rendement +1.7 %/an (rendement implicite 8 004 → 10 308 sacs par ha bearing).</w:t>
       </w:r>
     </w:p>
     <w:p>
@@ -2586,7 +2586,7 @@
       <w:r>
         <w:drawing>
           <wp:inline xmlns:a="http://schemas.openxmlformats.org/drawingml/2006/main" xmlns:pic="http://schemas.openxmlformats.org/drawingml/2006/picture">
-            <wp:extent cx="5760000" cy="2346158"/>
+            <wp:extent cx="5760000" cy="2097915"/>
             <wp:docPr id="4" name="Picture 4"/>
             <wp:cNvGraphicFramePr>
               <a:graphicFrameLocks noChangeAspect="1"/>
@@ -2607,7 +2607,7 @@
                   <pic:spPr>
                     <a:xfrm>
                       <a:off x="0" y="0"/>
-                      <a:ext cx="5760000" cy="2346158"/>
+                      <a:ext cx="5760000" cy="2097915"/>
                     </a:xfrm>
                     <a:prstGeom prst="rect"/>
                   </pic:spPr>

--- a/timeseries/output/reports/Indonesie_balance_sheet_cafe.docx
+++ b/timeseries/output/reports/Indonesie_balance_sheet_cafe.docx
@@ -2586,7 +2586,7 @@
       <w:r>
         <w:drawing>
           <wp:inline xmlns:a="http://schemas.openxmlformats.org/drawingml/2006/main" xmlns:pic="http://schemas.openxmlformats.org/drawingml/2006/picture">
-            <wp:extent cx="5760000" cy="2097915"/>
+            <wp:extent cx="5760000" cy="1851540"/>
             <wp:docPr id="4" name="Picture 4"/>
             <wp:cNvGraphicFramePr>
               <a:graphicFrameLocks noChangeAspect="1"/>
@@ -2607,7 +2607,7 @@
                   <pic:spPr>
                     <a:xfrm>
                       <a:off x="0" y="0"/>
-                      <a:ext cx="5760000" cy="2097915"/>
+                      <a:ext cx="5760000" cy="1851540"/>
                     </a:xfrm>
                     <a:prstGeom prst="rect"/>
                   </pic:spPr>

--- a/timeseries/output/reports/Indonesie_balance_sheet_cafe.docx
+++ b/timeseries/output/reports/Indonesie_balance_sheet_cafe.docx
@@ -2012,7 +2012,7 @@
         </w:tc>
         <w:tc>
           <w:tcPr>
-            <w:tcW w:type="dxa" w:w="1814"/>
+            <w:tcW w:type="dxa" w:w="1928"/>
           </w:tcPr>
           <w:p>
             <w:r/>
@@ -2021,13 +2021,13 @@
                 <w:b/>
                 <w:sz w:val="16"/>
               </w:rPr>
-              <w:t>Phase ENSO (ONI)</w:t>
+              <w:t>Épisode ENSO pilote (ONI)</w:t>
             </w:r>
           </w:p>
         </w:tc>
         <w:tc>
           <w:tcPr>
-            <w:tcW w:type="dxa" w:w="4195"/>
+            <w:tcW w:type="dxa" w:w="4082"/>
           </w:tcPr>
           <w:p>
             <w:r/>
@@ -2086,7 +2086,7 @@
         </w:tc>
         <w:tc>
           <w:tcPr>
-            <w:tcW w:type="dxa" w:w="1814"/>
+            <w:tcW w:type="dxa" w:w="1928"/>
           </w:tcPr>
           <w:p>
             <w:r/>
@@ -2094,13 +2094,13 @@
               <w:rPr>
                 <w:sz w:val="16"/>
               </w:rPr>
-              <w:t>La Niña (-1.0)</w:t>
+              <w:t>La Niña 2022/23 (-1.0)</w:t>
             </w:r>
           </w:p>
         </w:tc>
         <w:tc>
           <w:tcPr>
-            <w:tcW w:type="dxa" w:w="4195"/>
+            <w:tcW w:type="dxa" w:w="4082"/>
           </w:tcPr>
           <w:p>
             <w:r/>
@@ -2158,7 +2158,7 @@
         </w:tc>
         <w:tc>
           <w:tcPr>
-            <w:tcW w:type="dxa" w:w="1814"/>
+            <w:tcW w:type="dxa" w:w="1928"/>
           </w:tcPr>
           <w:p>
             <w:r/>
@@ -2166,13 +2166,13 @@
               <w:rPr>
                 <w:sz w:val="16"/>
               </w:rPr>
-              <w:t>La Niña (-1.6)</w:t>
+              <w:t>La Niña 2010/11 (-1.6)</w:t>
             </w:r>
           </w:p>
         </w:tc>
         <w:tc>
           <w:tcPr>
-            <w:tcW w:type="dxa" w:w="4195"/>
+            <w:tcW w:type="dxa" w:w="4082"/>
           </w:tcPr>
           <w:p>
             <w:r/>
@@ -2229,7 +2229,7 @@
         </w:tc>
         <w:tc>
           <w:tcPr>
-            <w:tcW w:type="dxa" w:w="1814"/>
+            <w:tcW w:type="dxa" w:w="1928"/>
           </w:tcPr>
           <w:p>
             <w:r/>
@@ -2237,13 +2237,13 @@
               <w:rPr>
                 <w:sz w:val="16"/>
               </w:rPr>
-              <w:t>El Niño (+0.9)</w:t>
+              <w:t>El Niño 2006/07 (+0.9)</w:t>
             </w:r>
           </w:p>
         </w:tc>
         <w:tc>
           <w:tcPr>
-            <w:tcW w:type="dxa" w:w="4195"/>
+            <w:tcW w:type="dxa" w:w="4082"/>
           </w:tcPr>
           <w:p>
             <w:r/>
@@ -2300,7 +2300,7 @@
         </w:tc>
         <w:tc>
           <w:tcPr>
-            <w:tcW w:type="dxa" w:w="1814"/>
+            <w:tcW w:type="dxa" w:w="1928"/>
           </w:tcPr>
           <w:p>
             <w:r/>
@@ -2308,13 +2308,13 @@
               <w:rPr>
                 <w:sz w:val="16"/>
               </w:rPr>
-              <w:t>La Niña (-0.9)</w:t>
+              <w:t>La Niña 2005/06 (-0.9)</w:t>
             </w:r>
           </w:p>
         </w:tc>
         <w:tc>
           <w:tcPr>
-            <w:tcW w:type="dxa" w:w="4195"/>
+            <w:tcW w:type="dxa" w:w="4082"/>
           </w:tcPr>
           <w:p>
             <w:r/>
@@ -2371,7 +2371,7 @@
         </w:tc>
         <w:tc>
           <w:tcPr>
-            <w:tcW w:type="dxa" w:w="1814"/>
+            <w:tcW w:type="dxa" w:w="1928"/>
           </w:tcPr>
           <w:p>
             <w:r/>
@@ -2379,13 +2379,13 @@
               <w:rPr>
                 <w:sz w:val="16"/>
               </w:rPr>
-              <w:t>El Niño (+0.7)</w:t>
+              <w:t>El Niño 2004/05 (+0.7)</w:t>
             </w:r>
           </w:p>
         </w:tc>
         <w:tc>
           <w:tcPr>
-            <w:tcW w:type="dxa" w:w="4195"/>
+            <w:tcW w:type="dxa" w:w="4082"/>
           </w:tcPr>
           <w:p>
             <w:r/>
@@ -2442,7 +2442,7 @@
         </w:tc>
         <w:tc>
           <w:tcPr>
-            <w:tcW w:type="dxa" w:w="1814"/>
+            <w:tcW w:type="dxa" w:w="1928"/>
           </w:tcPr>
           <w:p>
             <w:r/>
@@ -2450,13 +2450,13 @@
               <w:rPr>
                 <w:sz w:val="16"/>
               </w:rPr>
-              <w:t>La Niña (-1.6)</w:t>
+              <w:t>La Niña 2007/08 (-1.6)</w:t>
             </w:r>
           </w:p>
         </w:tc>
         <w:tc>
           <w:tcPr>
-            <w:tcW w:type="dxa" w:w="4195"/>
+            <w:tcW w:type="dxa" w:w="4082"/>
           </w:tcPr>
           <w:p>
             <w:r/>
@@ -2513,7 +2513,7 @@
         </w:tc>
         <w:tc>
           <w:tcPr>
-            <w:tcW w:type="dxa" w:w="1814"/>
+            <w:tcW w:type="dxa" w:w="1928"/>
           </w:tcPr>
           <w:p>
             <w:r/>
@@ -2521,13 +2521,13 @@
               <w:rPr>
                 <w:sz w:val="16"/>
               </w:rPr>
-              <w:t>La Niña (-1.1)</w:t>
+              <w:t>La Niña 2011/12 (-1.1)</w:t>
             </w:r>
           </w:p>
         </w:tc>
         <w:tc>
           <w:tcPr>
-            <w:tcW w:type="dxa" w:w="4195"/>
+            <w:tcW w:type="dxa" w:w="4082"/>
           </w:tcPr>
           <w:p>
             <w:r/>

--- a/timeseries/output/reports/Indonesie_balance_sheet_cafe.docx
+++ b/timeseries/output/reports/Indonesie_balance_sheet_cafe.docx
@@ -2586,7 +2586,7 @@
       <w:r>
         <w:drawing>
           <wp:inline xmlns:a="http://schemas.openxmlformats.org/drawingml/2006/main" xmlns:pic="http://schemas.openxmlformats.org/drawingml/2006/picture">
-            <wp:extent cx="5760000" cy="1851540"/>
+            <wp:extent cx="5760000" cy="2193735"/>
             <wp:docPr id="4" name="Picture 4"/>
             <wp:cNvGraphicFramePr>
               <a:graphicFrameLocks noChangeAspect="1"/>
@@ -2607,7 +2607,7 @@
                   <pic:spPr>
                     <a:xfrm>
                       <a:off x="0" y="0"/>
-                      <a:ext cx="5760000" cy="1851540"/>
+                      <a:ext cx="5760000" cy="2193735"/>
                     </a:xfrm>
                     <a:prstGeom prst="rect"/>
                   </pic:spPr>

--- a/timeseries/output/reports/Indonesie_balance_sheet_cafe.docx
+++ b/timeseries/output/reports/Indonesie_balance_sheet_cafe.docx
@@ -18,7 +18,7 @@
           <w:color w:val="52514E"/>
           <w:sz w:val="18"/>
         </w:rPr>
-        <w:t>Au 16 septembre 2026. Source des chiffres : balance sheet (onglet Indonesia), USDA. Classification ENSO : NOAA CPC episode list reproduced from memory (peak ONI approximate); drop the CPC table in data/oni.csv to replace it.</w:t>
+        <w:t>Au 16 septembre 2026. Source des chiffres : balance sheet (onglet Indonesia), USDA. Classification ENSO : official ONI/RONI table /home/user/procafe/timeseries/data/oni.csv.</w:t>
       </w:r>
     </w:p>
     <w:p>

--- a/timeseries/output/reports/Indonesie_balance_sheet_cafe.docx
+++ b/timeseries/output/reports/Indonesie_balance_sheet_cafe.docx
@@ -69,7 +69,7 @@
         <w:rPr>
           <w:sz w:val="20"/>
         </w:rPr>
-        <w:t>El Niño : rendement en moyenne +2.6 % par rapport aux campagnes voisines sur 7 campagnes (43 % d'entre elles sous la moyenne) ; El Niño fort : -4.1 % (3 campagnes, 67 % sous la moyenne). La Niña : -0.9 % (10 campagnes).</w:t>
+        <w:t>El Niño : rendement en moyenne +2.6 % par rapport aux campagnes voisines sur 7 campagnes (43 % d'entre elles sous la moyenne) ; El Niño fort : -0.2 % (4 campagnes, 50 % sous la moyenne). La Niña : -0.8 % (11 campagnes).</w:t>
       </w:r>
     </w:p>
     <w:p>
@@ -2094,7 +2094,7 @@
               <w:rPr>
                 <w:sz w:val="16"/>
               </w:rPr>
-              <w:t>La Niña 2022/23 (-1.0)</w:t>
+              <w:t>La Niña 2022/23 (-1.1)</w:t>
             </w:r>
           </w:p>
         </w:tc>
@@ -2521,7 +2521,7 @@
               <w:rPr>
                 <w:sz w:val="16"/>
               </w:rPr>
-              <w:t>La Niña 2011/12 (-1.1)</w:t>
+              <w:t>La Niña 2011/12 (-1.0)</w:t>
             </w:r>
           </w:p>
         </w:tc>
@@ -2761,7 +2761,7 @@
               <w:rPr>
                 <w:sz w:val="15"/>
               </w:rPr>
-              <w:t>3</w:t>
+              <w:t>4</w:t>
             </w:r>
           </w:p>
         </w:tc>
@@ -2775,7 +2775,7 @@
               <w:rPr>
                 <w:sz w:val="15"/>
               </w:rPr>
-              <w:t>-4.1 %</w:t>
+              <w:t>-0.2 %</w:t>
             </w:r>
           </w:p>
         </w:tc>
@@ -2789,7 +2789,7 @@
               <w:rPr>
                 <w:sz w:val="15"/>
               </w:rPr>
-              <w:t>67 %</w:t>
+              <w:t>50 %</w:t>
             </w:r>
           </w:p>
         </w:tc>
@@ -2803,7 +2803,7 @@
               <w:rPr>
                 <w:sz w:val="15"/>
               </w:rPr>
-              <w:t>-2.7 %</w:t>
+              <w:t>+0.8 %</w:t>
             </w:r>
           </w:p>
         </w:tc>
@@ -2817,7 +2817,7 @@
               <w:rPr>
                 <w:sz w:val="15"/>
               </w:rPr>
-              <w:t>2010/11 2016/17 2024/25</w:t>
+              <w:t>2010/11 2015/16 2016/17 2024/25</w:t>
             </w:r>
           </w:p>
         </w:tc>
@@ -2933,7 +2933,7 @@
               <w:rPr>
                 <w:sz w:val="15"/>
               </w:rPr>
-              <w:t>3</w:t>
+              <w:t>2</w:t>
             </w:r>
           </w:p>
         </w:tc>
@@ -2947,7 +2947,7 @@
               <w:rPr>
                 <w:sz w:val="15"/>
               </w:rPr>
-              <w:t>+0.0 %</w:t>
+              <w:t>-0.2 %</w:t>
             </w:r>
           </w:p>
         </w:tc>
@@ -2961,7 +2961,7 @@
               <w:rPr>
                 <w:sz w:val="15"/>
               </w:rPr>
-              <w:t>33 %</w:t>
+              <w:t>50 %</w:t>
             </w:r>
           </w:p>
         </w:tc>
@@ -2975,7 +2975,7 @@
               <w:rPr>
                 <w:sz w:val="15"/>
               </w:rPr>
-              <w:t>+0.6 %</w:t>
+              <w:t>+0.7 %</w:t>
             </w:r>
           </w:p>
         </w:tc>
@@ -2989,7 +2989,7 @@
               <w:rPr>
                 <w:sz w:val="15"/>
               </w:rPr>
-              <w:t>2013/14 2014/15 2020/21</w:t>
+              <w:t>2013/14 2014/15</w:t>
             </w:r>
           </w:p>
         </w:tc>
@@ -3019,7 +3019,7 @@
               <w:rPr>
                 <w:sz w:val="15"/>
               </w:rPr>
-              <w:t>10</w:t>
+              <w:t>11</w:t>
             </w:r>
           </w:p>
         </w:tc>
@@ -3033,7 +3033,7 @@
               <w:rPr>
                 <w:sz w:val="15"/>
               </w:rPr>
-              <w:t>-0.9 %</w:t>
+              <w:t>-0.8 %</w:t>
             </w:r>
           </w:p>
         </w:tc>
@@ -3047,7 +3047,7 @@
               <w:rPr>
                 <w:sz w:val="15"/>
               </w:rPr>
-              <w:t>50 %</w:t>
+              <w:t>45 %</w:t>
             </w:r>
           </w:p>
         </w:tc>
@@ -3061,7 +3061,7 @@
               <w:rPr>
                 <w:sz w:val="15"/>
               </w:rPr>
-              <w:t>-0.9 %</w:t>
+              <w:t>-0.8 %</w:t>
             </w:r>
           </w:p>
         </w:tc>
@@ -3075,7 +3075,7 @@
               <w:rPr>
                 <w:sz w:val="15"/>
               </w:rPr>
-              <w:t>2006/07 2008/09 2009/10 2011/12 2012/13 2017/18 2018/19 2021/22 2022/23 2023/24</w:t>
+              <w:t>2006/07 2008/09 2009/10 2011/12 2012/13 2017/18 2018/19 2020/21 2021/22 2022/23 2023/24</w:t>
             </w:r>
           </w:p>
         </w:tc>
@@ -3105,7 +3105,7 @@
               <w:rPr>
                 <w:sz w:val="15"/>
               </w:rPr>
-              <w:t>7</w:t>
+              <w:t>9</w:t>
             </w:r>
           </w:p>
         </w:tc>
@@ -3119,7 +3119,7 @@
               <w:rPr>
                 <w:sz w:val="15"/>
               </w:rPr>
-              <w:t>+1.1 %</w:t>
+              <w:t>+0.6 %</w:t>
             </w:r>
           </w:p>
         </w:tc>
@@ -3133,7 +3133,7 @@
               <w:rPr>
                 <w:sz w:val="15"/>
               </w:rPr>
-              <w:t>43 %</w:t>
+              <w:t>44 %</w:t>
             </w:r>
           </w:p>
         </w:tc>
@@ -3147,7 +3147,7 @@
               <w:rPr>
                 <w:sz w:val="15"/>
               </w:rPr>
-              <w:t>-1.0 %</w:t>
+              <w:t>+0.6 %</w:t>
             </w:r>
           </w:p>
         </w:tc>
@@ -3161,7 +3161,7 @@
               <w:rPr>
                 <w:sz w:val="15"/>
               </w:rPr>
-              <w:t>2008/09 2011/12 2012/13 2018/19 2021/22 2022/23 2023/24</w:t>
+              <w:t>2008/09 2009/10 2011/12 2012/13 2017/18 2018/19 2021/22 2022/23 2023/24</w:t>
             </w:r>
           </w:p>
         </w:tc>
@@ -3175,7 +3175,7 @@
           <w:i w:val="0"/>
           <w:sz w:val="20"/>
         </w:rPr>
-        <w:t>Lecture : pour Indonésie, El Niño est historiquement positif pour le rendement (+2.6 %) et La Niña neutre (-0.9 %). Avec 8 à 15 campagnes par phase, ce sont des tendances centrales, pas des lois : l'intensité de l'épisode, son calage sur la floraison et l'état du verger font l'écart.</w:t>
+        <w:t>Lecture : pour Indonésie, El Niño est historiquement positif pour le rendement (+2.6 %) et La Niña neutre (-0.8 %). Avec 8 à 15 campagnes par phase, ce sont des tendances centrales, pas des lois : l'intensité de l'épisode, son calage sur la floraison et l'état du verger font l'écart.</w:t>
       </w:r>
     </w:p>
     <w:p>
@@ -3195,7 +3195,7 @@
           <w:i w:val="0"/>
           <w:sz w:val="20"/>
         </w:rPr>
-        <w:t>Campagne pilotée : 2027/28. Point de départ (modèle, ON/OFF connu pour le Brésil) : 11 461 ; avec l'effet El Niño moyen (+1.1 %) : 11 581 ; avec l'effet des El Niño forts (-2.7 %) : 11 147 (milliers de sacs).</w:t>
+        <w:t>Campagne pilotée : 2027/28. Point de départ (modèle, ON/OFF connu pour le Brésil) : 11 461 ; avec l'effet El Niño moyen (+1.1 %) : 11 581 ; avec l'effet des El Niño forts (+0.8 %) : 11 557 (milliers de sacs).</w:t>
       </w:r>
     </w:p>
     <w:p>

--- a/timeseries/output/reports/Indonesie_balance_sheet_cafe.docx
+++ b/timeseries/output/reports/Indonesie_balance_sheet_cafe.docx
@@ -2747,7 +2747,7 @@
               <w:rPr>
                 <w:sz w:val="15"/>
               </w:rPr>
-              <w:t>El Niño fort (|ONI| ≥ 1)</w:t>
+              <w:t>El Niño fort (≥ 1,6)</w:t>
             </w:r>
           </w:p>
         </w:tc>
@@ -2761,7 +2761,7 @@
               <w:rPr>
                 <w:sz w:val="15"/>
               </w:rPr>
-              <w:t>4</w:t>
+              <w:t>1</w:t>
             </w:r>
           </w:p>
         </w:tc>
@@ -2775,7 +2775,7 @@
               <w:rPr>
                 <w:sz w:val="15"/>
               </w:rPr>
-              <w:t>-0.2 %</w:t>
+              <w:t>-2.7 %</w:t>
             </w:r>
           </w:p>
         </w:tc>
@@ -2789,7 +2789,7 @@
               <w:rPr>
                 <w:sz w:val="15"/>
               </w:rPr>
-              <w:t>50 %</w:t>
+              <w:t>100 %</w:t>
             </w:r>
           </w:p>
         </w:tc>
@@ -2803,7 +2803,7 @@
               <w:rPr>
                 <w:sz w:val="15"/>
               </w:rPr>
-              <w:t>+0.8 %</w:t>
+              <w:t>-2.7 %</w:t>
             </w:r>
           </w:p>
         </w:tc>
@@ -2817,7 +2817,7 @@
               <w:rPr>
                 <w:sz w:val="15"/>
               </w:rPr>
-              <w:t>2010/11 2015/16 2016/17 2024/25</w:t>
+              <w:t>2016/17</w:t>
             </w:r>
           </w:p>
         </w:tc>
@@ -2833,7 +2833,7 @@
               <w:rPr>
                 <w:sz w:val="15"/>
               </w:rPr>
-              <w:t>El Niño</w:t>
+              <w:t>El Niño (0,5 à 1,5)</w:t>
             </w:r>
           </w:p>
         </w:tc>
@@ -2847,7 +2847,7 @@
               <w:rPr>
                 <w:sz w:val="15"/>
               </w:rPr>
-              <w:t>7</w:t>
+              <w:t>6</w:t>
             </w:r>
           </w:p>
         </w:tc>
@@ -2861,7 +2861,7 @@
               <w:rPr>
                 <w:sz w:val="15"/>
               </w:rPr>
-              <w:t>+2.6 %</w:t>
+              <w:t>+3.5 %</w:t>
             </w:r>
           </w:p>
         </w:tc>
@@ -2875,7 +2875,7 @@
               <w:rPr>
                 <w:sz w:val="15"/>
               </w:rPr>
-              <w:t>43 %</w:t>
+              <w:t>33 %</w:t>
             </w:r>
           </w:p>
         </w:tc>
@@ -2889,7 +2889,7 @@
               <w:rPr>
                 <w:sz w:val="15"/>
               </w:rPr>
-              <w:t>+1.1 %</w:t>
+              <w:t>+1.7 %</w:t>
             </w:r>
           </w:p>
         </w:tc>
@@ -2903,7 +2903,7 @@
               <w:rPr>
                 <w:sz w:val="15"/>
               </w:rPr>
-              <w:t>2005/06 2007/08 2010/11 2015/16 2016/17 2019/20 2024/25</w:t>
+              <w:t>2005/06 2007/08 2010/11 2015/16 2019/20 2024/25</w:t>
             </w:r>
           </w:p>
         </w:tc>
@@ -3019,92 +3019,6 @@
               <w:rPr>
                 <w:sz w:val="15"/>
               </w:rPr>
-              <w:t>11</w:t>
-            </w:r>
-          </w:p>
-        </w:tc>
-        <w:tc>
-          <w:tcPr>
-            <w:tcW w:type="dxa" w:w="1361"/>
-          </w:tcPr>
-          <w:p>
-            <w:r/>
-            <w:r>
-              <w:rPr>
-                <w:sz w:val="15"/>
-              </w:rPr>
-              <w:t>-0.8 %</w:t>
-            </w:r>
-          </w:p>
-        </w:tc>
-        <w:tc>
-          <w:tcPr>
-            <w:tcW w:type="dxa" w:w="1134"/>
-          </w:tcPr>
-          <w:p>
-            <w:r/>
-            <w:r>
-              <w:rPr>
-                <w:sz w:val="15"/>
-              </w:rPr>
-              <w:t>45 %</w:t>
-            </w:r>
-          </w:p>
-        </w:tc>
-        <w:tc>
-          <w:tcPr>
-            <w:tcW w:type="dxa" w:w="1361"/>
-          </w:tcPr>
-          <w:p>
-            <w:r/>
-            <w:r>
-              <w:rPr>
-                <w:sz w:val="15"/>
-              </w:rPr>
-              <w:t>-0.8 %</w:t>
-            </w:r>
-          </w:p>
-        </w:tc>
-        <w:tc>
-          <w:tcPr>
-            <w:tcW w:type="dxa" w:w="3402"/>
-          </w:tcPr>
-          <w:p>
-            <w:r/>
-            <w:r>
-              <w:rPr>
-                <w:sz w:val="15"/>
-              </w:rPr>
-              <w:t>2006/07 2008/09 2009/10 2011/12 2012/13 2017/18 2018/19 2020/21 2021/22 2022/23 2023/24</w:t>
-            </w:r>
-          </w:p>
-        </w:tc>
-      </w:tr>
-      <w:tr>
-        <w:tc>
-          <w:tcPr>
-            <w:tcW w:type="dxa" w:w="1814"/>
-          </w:tcPr>
-          <w:p>
-            <w:r/>
-            <w:r>
-              <w:rPr>
-                <w:sz w:val="15"/>
-              </w:rPr>
-              <w:t>La Niña forte (|ONI| ≥ 1)</w:t>
-            </w:r>
-          </w:p>
-        </w:tc>
-        <w:tc>
-          <w:tcPr>
-            <w:tcW w:type="dxa" w:w="567"/>
-          </w:tcPr>
-          <w:p>
-            <w:r/>
-            <w:r>
-              <w:rPr>
-                <w:sz w:val="15"/>
-              </w:rPr>
               <w:t>9</w:t>
             </w:r>
           </w:p>
@@ -3119,7 +3033,7 @@
               <w:rPr>
                 <w:sz w:val="15"/>
               </w:rPr>
-              <w:t>+0.6 %</w:t>
+              <w:t>-1.3 %</w:t>
             </w:r>
           </w:p>
         </w:tc>
@@ -3147,7 +3061,7 @@
               <w:rPr>
                 <w:sz w:val="15"/>
               </w:rPr>
-              <w:t>+0.6 %</w:t>
+              <w:t>+0.3 %</w:t>
             </w:r>
           </w:p>
         </w:tc>
@@ -3161,7 +3075,93 @@
               <w:rPr>
                 <w:sz w:val="15"/>
               </w:rPr>
-              <w:t>2008/09 2009/10 2011/12 2012/13 2017/18 2018/19 2021/22 2022/23 2023/24</w:t>
+              <w:t>2006/07 2009/10 2012/13 2017/18 2018/19 2020/21 2021/22 2022/23 2023/24</w:t>
+            </w:r>
+          </w:p>
+        </w:tc>
+      </w:tr>
+      <w:tr>
+        <w:tc>
+          <w:tcPr>
+            <w:tcW w:type="dxa" w:w="1814"/>
+          </w:tcPr>
+          <w:p>
+            <w:r/>
+            <w:r>
+              <w:rPr>
+                <w:sz w:val="15"/>
+              </w:rPr>
+              <w:t>La Niña forte (≤ −1,6)</w:t>
+            </w:r>
+          </w:p>
+        </w:tc>
+        <w:tc>
+          <w:tcPr>
+            <w:tcW w:type="dxa" w:w="567"/>
+          </w:tcPr>
+          <w:p>
+            <w:r/>
+            <w:r>
+              <w:rPr>
+                <w:sz w:val="15"/>
+              </w:rPr>
+              <w:t>2</w:t>
+            </w:r>
+          </w:p>
+        </w:tc>
+        <w:tc>
+          <w:tcPr>
+            <w:tcW w:type="dxa" w:w="1361"/>
+          </w:tcPr>
+          <w:p>
+            <w:r/>
+            <w:r>
+              <w:rPr>
+                <w:sz w:val="15"/>
+              </w:rPr>
+              <w:t>+1.8 %</w:t>
+            </w:r>
+          </w:p>
+        </w:tc>
+        <w:tc>
+          <w:tcPr>
+            <w:tcW w:type="dxa" w:w="1134"/>
+          </w:tcPr>
+          <w:p>
+            <w:r/>
+            <w:r>
+              <w:rPr>
+                <w:sz w:val="15"/>
+              </w:rPr>
+              <w:t>50 %</w:t>
+            </w:r>
+          </w:p>
+        </w:tc>
+        <w:tc>
+          <w:tcPr>
+            <w:tcW w:type="dxa" w:w="1361"/>
+          </w:tcPr>
+          <w:p>
+            <w:r/>
+            <w:r>
+              <w:rPr>
+                <w:sz w:val="15"/>
+              </w:rPr>
+              <w:t>-5.6 %</w:t>
+            </w:r>
+          </w:p>
+        </w:tc>
+        <w:tc>
+          <w:tcPr>
+            <w:tcW w:type="dxa" w:w="3402"/>
+          </w:tcPr>
+          <w:p>
+            <w:r/>
+            <w:r>
+              <w:rPr>
+                <w:sz w:val="15"/>
+              </w:rPr>
+              <w:t>2008/09 2011/12</w:t>
             </w:r>
           </w:p>
         </w:tc>

--- a/timeseries/output/reports/Indonesie_balance_sheet_cafe.docx
+++ b/timeseries/output/reports/Indonesie_balance_sheet_cafe.docx
@@ -2833,7 +2833,7 @@
               <w:rPr>
                 <w:sz w:val="15"/>
               </w:rPr>
-              <w:t>El Niño (0,5 à 1,5)</w:t>
+              <w:t>El Niño (0,5 à 1,6)</w:t>
             </w:r>
           </w:p>
         </w:tc>

--- a/timeseries/output/reports/Indonesie_balance_sheet_cafe.docx
+++ b/timeseries/output/reports/Indonesie_balance_sheet_cafe.docx
@@ -2626,7 +2626,7 @@
           <w:color w:val="52514E"/>
           <w:sz w:val="16"/>
         </w:rPr>
-        <w:t>Figure 5. Écart moyen du rendement et de la production par phase ENSO.</w:t>
+        <w:t>Figure 5. Variation annuelle moyenne du rendement et de la production par phase ENSO.</w:t>
       </w:r>
     </w:p>
     <w:tbl>
@@ -2677,7 +2677,7 @@
         </w:tc>
         <w:tc>
           <w:tcPr>
-            <w:tcW w:type="dxa" w:w="1361"/>
+            <w:tcW w:type="dxa" w:w="1474"/>
           </w:tcPr>
           <w:p>
             <w:r/>
@@ -2686,22 +2686,7 @@
                 <w:b/>
                 <w:sz w:val="15"/>
               </w:rPr>
-              <w:t>Rendement : écart moyen</w:t>
-            </w:r>
-          </w:p>
-        </w:tc>
-        <w:tc>
-          <w:tcPr>
-            <w:tcW w:type="dxa" w:w="1134"/>
-          </w:tcPr>
-          <w:p>
-            <w:r/>
-            <w:r>
-              <w:rPr>
-                <w:b/>
-                <w:sz w:val="15"/>
-              </w:rPr>
-              <w:t>% sous la moyenne</w:t>
+              <w:t>Rendement : variation annuelle moyenne</w:t>
             </w:r>
           </w:p>
         </w:tc>
@@ -2716,13 +2701,28 @@
                 <w:b/>
                 <w:sz w:val="15"/>
               </w:rPr>
-              <w:t>Production : écart moyen</w:t>
+              <w:t>Rendement : écart aux voisines</w:t>
             </w:r>
           </w:p>
         </w:tc>
         <w:tc>
           <w:tcPr>
-            <w:tcW w:type="dxa" w:w="3402"/>
+            <w:tcW w:type="dxa" w:w="1474"/>
+          </w:tcPr>
+          <w:p>
+            <w:r/>
+            <w:r>
+              <w:rPr>
+                <w:b/>
+                <w:sz w:val="15"/>
+              </w:rPr>
+              <w:t>Production : variation annuelle moyenne</w:t>
+            </w:r>
+          </w:p>
+        </w:tc>
+        <w:tc>
+          <w:tcPr>
+            <w:tcW w:type="dxa" w:w="2948"/>
           </w:tcPr>
           <w:p>
             <w:r/>
@@ -2767,7 +2767,7 @@
         </w:tc>
         <w:tc>
           <w:tcPr>
-            <w:tcW w:type="dxa" w:w="1361"/>
+            <w:tcW w:type="dxa" w:w="1474"/>
           </w:tcPr>
           <w:p>
             <w:r/>
@@ -2775,21 +2775,7 @@
               <w:rPr>
                 <w:sz w:val="15"/>
               </w:rPr>
-              <w:t>-2.7 %</w:t>
-            </w:r>
-          </w:p>
-        </w:tc>
-        <w:tc>
-          <w:tcPr>
-            <w:tcW w:type="dxa" w:w="1134"/>
-          </w:tcPr>
-          <w:p>
-            <w:r/>
-            <w:r>
-              <w:rPr>
-                <w:sz w:val="15"/>
-              </w:rPr>
-              <w:t>100 %</w:t>
+              <w:t>-12.4 %</w:t>
             </w:r>
           </w:p>
         </w:tc>
@@ -2809,7 +2795,21 @@
         </w:tc>
         <w:tc>
           <w:tcPr>
-            <w:tcW w:type="dxa" w:w="3402"/>
+            <w:tcW w:type="dxa" w:w="1474"/>
+          </w:tcPr>
+          <w:p>
+            <w:r/>
+            <w:r>
+              <w:rPr>
+                <w:sz w:val="15"/>
+              </w:rPr>
+              <w:t>-12.4 %</w:t>
+            </w:r>
+          </w:p>
+        </w:tc>
+        <w:tc>
+          <w:tcPr>
+            <w:tcW w:type="dxa" w:w="2948"/>
           </w:tcPr>
           <w:p>
             <w:r/>
@@ -2853,6 +2853,20 @@
         </w:tc>
         <w:tc>
           <w:tcPr>
+            <w:tcW w:type="dxa" w:w="1474"/>
+          </w:tcPr>
+          <w:p>
+            <w:r/>
+            <w:r>
+              <w:rPr>
+                <w:sz w:val="15"/>
+              </w:rPr>
+              <w:t>+10.6 %</w:t>
+            </w:r>
+          </w:p>
+        </w:tc>
+        <w:tc>
+          <w:tcPr>
             <w:tcW w:type="dxa" w:w="1361"/>
           </w:tcPr>
           <w:p>
@@ -2867,7 +2881,7 @@
         </w:tc>
         <w:tc>
           <w:tcPr>
-            <w:tcW w:type="dxa" w:w="1134"/>
+            <w:tcW w:type="dxa" w:w="1474"/>
           </w:tcPr>
           <w:p>
             <w:r/>
@@ -2875,27 +2889,13 @@
               <w:rPr>
                 <w:sz w:val="15"/>
               </w:rPr>
-              <w:t>33 %</w:t>
+              <w:t>+8.8 %</w:t>
             </w:r>
           </w:p>
         </w:tc>
         <w:tc>
           <w:tcPr>
-            <w:tcW w:type="dxa" w:w="1361"/>
-          </w:tcPr>
-          <w:p>
-            <w:r/>
-            <w:r>
-              <w:rPr>
-                <w:sz w:val="15"/>
-              </w:rPr>
-              <w:t>+1.7 %</w:t>
-            </w:r>
-          </w:p>
-        </w:tc>
-        <w:tc>
-          <w:tcPr>
-            <w:tcW w:type="dxa" w:w="3402"/>
+            <w:tcW w:type="dxa" w:w="2948"/>
           </w:tcPr>
           <w:p>
             <w:r/>
@@ -2939,6 +2939,20 @@
         </w:tc>
         <w:tc>
           <w:tcPr>
+            <w:tcW w:type="dxa" w:w="1474"/>
+          </w:tcPr>
+          <w:p>
+            <w:r/>
+            <w:r>
+              <w:rPr>
+                <w:sz w:val="15"/>
+              </w:rPr>
+              <w:t>-6.8 %</w:t>
+            </w:r>
+          </w:p>
+        </w:tc>
+        <w:tc>
+          <w:tcPr>
             <w:tcW w:type="dxa" w:w="1361"/>
           </w:tcPr>
           <w:p>
@@ -2953,7 +2967,7 @@
         </w:tc>
         <w:tc>
           <w:tcPr>
-            <w:tcW w:type="dxa" w:w="1134"/>
+            <w:tcW w:type="dxa" w:w="1474"/>
           </w:tcPr>
           <w:p>
             <w:r/>
@@ -2961,27 +2975,13 @@
               <w:rPr>
                 <w:sz w:val="15"/>
               </w:rPr>
-              <w:t>50 %</w:t>
+              <w:t>-6.0 %</w:t>
             </w:r>
           </w:p>
         </w:tc>
         <w:tc>
           <w:tcPr>
-            <w:tcW w:type="dxa" w:w="1361"/>
-          </w:tcPr>
-          <w:p>
-            <w:r/>
-            <w:r>
-              <w:rPr>
-                <w:sz w:val="15"/>
-              </w:rPr>
-              <w:t>+0.7 %</w:t>
-            </w:r>
-          </w:p>
-        </w:tc>
-        <w:tc>
-          <w:tcPr>
-            <w:tcW w:type="dxa" w:w="3402"/>
+            <w:tcW w:type="dxa" w:w="2948"/>
           </w:tcPr>
           <w:p>
             <w:r/>
@@ -3025,6 +3025,20 @@
         </w:tc>
         <w:tc>
           <w:tcPr>
+            <w:tcW w:type="dxa" w:w="1474"/>
+          </w:tcPr>
+          <w:p>
+            <w:r/>
+            <w:r>
+              <w:rPr>
+                <w:sz w:val="15"/>
+              </w:rPr>
+              <w:t>-3.0 %</w:t>
+            </w:r>
+          </w:p>
+        </w:tc>
+        <w:tc>
+          <w:tcPr>
             <w:tcW w:type="dxa" w:w="1361"/>
           </w:tcPr>
           <w:p>
@@ -3039,7 +3053,7 @@
         </w:tc>
         <w:tc>
           <w:tcPr>
-            <w:tcW w:type="dxa" w:w="1134"/>
+            <w:tcW w:type="dxa" w:w="1474"/>
           </w:tcPr>
           <w:p>
             <w:r/>
@@ -3047,27 +3061,13 @@
               <w:rPr>
                 <w:sz w:val="15"/>
               </w:rPr>
-              <w:t>44 %</w:t>
+              <w:t>+0.6 %</w:t>
             </w:r>
           </w:p>
         </w:tc>
         <w:tc>
           <w:tcPr>
-            <w:tcW w:type="dxa" w:w="1361"/>
-          </w:tcPr>
-          <w:p>
-            <w:r/>
-            <w:r>
-              <w:rPr>
-                <w:sz w:val="15"/>
-              </w:rPr>
-              <w:t>+0.3 %</w:t>
-            </w:r>
-          </w:p>
-        </w:tc>
-        <w:tc>
-          <w:tcPr>
-            <w:tcW w:type="dxa" w:w="3402"/>
+            <w:tcW w:type="dxa" w:w="2948"/>
           </w:tcPr>
           <w:p>
             <w:r/>
@@ -3111,6 +3111,20 @@
         </w:tc>
         <w:tc>
           <w:tcPr>
+            <w:tcW w:type="dxa" w:w="1474"/>
+          </w:tcPr>
+          <w:p>
+            <w:r/>
+            <w:r>
+              <w:rPr>
+                <w:sz w:val="15"/>
+              </w:rPr>
+              <w:t>+7.6 %</w:t>
+            </w:r>
+          </w:p>
+        </w:tc>
+        <w:tc>
+          <w:tcPr>
             <w:tcW w:type="dxa" w:w="1361"/>
           </w:tcPr>
           <w:p>
@@ -3125,7 +3139,7 @@
         </w:tc>
         <w:tc>
           <w:tcPr>
-            <w:tcW w:type="dxa" w:w="1134"/>
+            <w:tcW w:type="dxa" w:w="1474"/>
           </w:tcPr>
           <w:p>
             <w:r/>
@@ -3133,27 +3147,13 @@
               <w:rPr>
                 <w:sz w:val="15"/>
               </w:rPr>
-              <w:t>50 %</w:t>
+              <w:t>+7.0 %</w:t>
             </w:r>
           </w:p>
         </w:tc>
         <w:tc>
           <w:tcPr>
-            <w:tcW w:type="dxa" w:w="1361"/>
-          </w:tcPr>
-          <w:p>
-            <w:r/>
-            <w:r>
-              <w:rPr>
-                <w:sz w:val="15"/>
-              </w:rPr>
-              <w:t>-5.6 %</w:t>
-            </w:r>
-          </w:p>
-        </w:tc>
-        <w:tc>
-          <w:tcPr>
-            <w:tcW w:type="dxa" w:w="3402"/>
+            <w:tcW w:type="dxa" w:w="2948"/>
           </w:tcPr>
           <w:p>
             <w:r/>
@@ -3172,10 +3172,21 @@
       <w:r>
         <w:rPr>
           <w:b w:val="0"/>
+          <w:i/>
+          <w:color w:val="52514E"/>
+          <w:sz w:val="16"/>
+        </w:rPr>
+        <w:t>Variation annuelle = campagne N contre N−1 ; écart aux voisines = campagne N contre la moyenne des deux campagnes d'avant et des deux d'après (cycle ON/OFF retiré au Brésil). Au Brésil la variation annuelle porte le cycle : une classe composée surtout d'années ON affiche une hausse mécanique, et inversement.</w:t>
+      </w:r>
+    </w:p>
+    <w:p>
+      <w:r>
+        <w:rPr>
+          <w:b w:val="0"/>
           <w:i w:val="0"/>
           <w:sz w:val="20"/>
         </w:rPr>
-        <w:t>Lecture : pour Indonésie, El Niño est historiquement positif pour le rendement (+2.6 %) et La Niña neutre (-0.8 %). Avec 8 à 15 campagnes par phase, ce sont des tendances centrales, pas des lois : l'intensité de l'épisode, son calage sur la floraison et l'état du verger font l'écart.</w:t>
+        <w:t>Lecture : pour Indonésie, El Niño est historiquement positif pour le rendement (variation annuelle moyenne +7.3 %, écart aux voisines +2.6 %) et La Niña négatif (-1.1 %, écart -0.8 %). Avec 8 à 15 campagnes par phase, ce sont des tendances centrales, pas des lois : l'intensité de l'épisode, son calage sur la floraison et l'état du verger font l'écart.</w:t>
       </w:r>
     </w:p>
     <w:p>

--- a/timeseries/output/reports/Indonesie_balance_sheet_cafe.docx
+++ b/timeseries/output/reports/Indonesie_balance_sheet_cafe.docx
@@ -3019,7 +3019,7 @@
               <w:rPr>
                 <w:sz w:val="15"/>
               </w:rPr>
-              <w:t>9</w:t>
+              <w:t>11</w:t>
             </w:r>
           </w:p>
         </w:tc>
@@ -3033,7 +3033,7 @@
               <w:rPr>
                 <w:sz w:val="15"/>
               </w:rPr>
-              <w:t>-3.0 %</w:t>
+              <w:t>-1.1 %</w:t>
             </w:r>
           </w:p>
         </w:tc>
@@ -3047,7 +3047,7 @@
               <w:rPr>
                 <w:sz w:val="15"/>
               </w:rPr>
-              <w:t>-1.3 %</w:t>
+              <w:t>-0.8 %</w:t>
             </w:r>
           </w:p>
         </w:tc>
@@ -3061,7 +3061,7 @@
               <w:rPr>
                 <w:sz w:val="15"/>
               </w:rPr>
-              <w:t>+0.6 %</w:t>
+              <w:t>+1.8 %</w:t>
             </w:r>
           </w:p>
         </w:tc>
@@ -3075,93 +3075,7 @@
               <w:rPr>
                 <w:sz w:val="15"/>
               </w:rPr>
-              <w:t>2006/07 2009/10 2012/13 2017/18 2018/19 2020/21 2021/22 2022/23 2023/24</w:t>
-            </w:r>
-          </w:p>
-        </w:tc>
-      </w:tr>
-      <w:tr>
-        <w:tc>
-          <w:tcPr>
-            <w:tcW w:type="dxa" w:w="1814"/>
-          </w:tcPr>
-          <w:p>
-            <w:r/>
-            <w:r>
-              <w:rPr>
-                <w:sz w:val="15"/>
-              </w:rPr>
-              <w:t>La Niña forte (≤ −1,6)</w:t>
-            </w:r>
-          </w:p>
-        </w:tc>
-        <w:tc>
-          <w:tcPr>
-            <w:tcW w:type="dxa" w:w="567"/>
-          </w:tcPr>
-          <w:p>
-            <w:r/>
-            <w:r>
-              <w:rPr>
-                <w:sz w:val="15"/>
-              </w:rPr>
-              <w:t>2</w:t>
-            </w:r>
-          </w:p>
-        </w:tc>
-        <w:tc>
-          <w:tcPr>
-            <w:tcW w:type="dxa" w:w="1474"/>
-          </w:tcPr>
-          <w:p>
-            <w:r/>
-            <w:r>
-              <w:rPr>
-                <w:sz w:val="15"/>
-              </w:rPr>
-              <w:t>+7.6 %</w:t>
-            </w:r>
-          </w:p>
-        </w:tc>
-        <w:tc>
-          <w:tcPr>
-            <w:tcW w:type="dxa" w:w="1361"/>
-          </w:tcPr>
-          <w:p>
-            <w:r/>
-            <w:r>
-              <w:rPr>
-                <w:sz w:val="15"/>
-              </w:rPr>
-              <w:t>+1.8 %</w:t>
-            </w:r>
-          </w:p>
-        </w:tc>
-        <w:tc>
-          <w:tcPr>
-            <w:tcW w:type="dxa" w:w="1474"/>
-          </w:tcPr>
-          <w:p>
-            <w:r/>
-            <w:r>
-              <w:rPr>
-                <w:sz w:val="15"/>
-              </w:rPr>
-              <w:t>+7.0 %</w:t>
-            </w:r>
-          </w:p>
-        </w:tc>
-        <w:tc>
-          <w:tcPr>
-            <w:tcW w:type="dxa" w:w="2948"/>
-          </w:tcPr>
-          <w:p>
-            <w:r/>
-            <w:r>
-              <w:rPr>
-                <w:sz w:val="15"/>
-              </w:rPr>
-              <w:t>2008/09 2011/12</w:t>
+              <w:t>2006/07 2008/09 2009/10 2011/12 2012/13 2017/18 2018/19 2020/21 2021/22 2022/23 2023/24</w:t>
             </w:r>
           </w:p>
         </w:tc>
